--- a/examples/arxiv-two-column/paper.docx
+++ b/examples/arxiv-two-column/paper.docx
@@ -1225,9 +1225,9 @@
       <w:jc w:val="center"/>
     </w:pPr>
     <w:rPr>
-      <w:rFonts w:asciiTheme="majorHAnsi" w:cstheme="majorBidi" w:eastAsiaTheme="majorEastAsia" w:hAnsiTheme="majorHAnsi"/>
-      <w:sz w:val="56"/>
-      <w:szCs w:val="56"/>
+      <w:rFonts w:ascii="Times New Roman" w:cs="Times New Roman" w:eastAsia="Times New Roman" w:hAnsi="Times New Roman"/>
+      <w:sz w:val="20"/>
+      <w:szCs w:val="20"/>
     </w:rPr>
   </w:style>
   <w:style w:customStyle="1" w:styleId="TitleChar" w:type="character">

--- a/examples/arxiv-two-column/paper.docx
+++ b/examples/arxiv-two-column/paper.docx
@@ -1171,9 +1171,9 @@
   <w:docDefaults>
     <w:rPrDefault>
       <w:rPr>
-        <w:rFonts w:asciiTheme="minorHAnsi" w:cstheme="minorBidi" w:eastAsiaTheme="minorEastAsia" w:hAnsiTheme="minorHAnsi"/>
-        <w:sz w:val="24"/>
-        <w:szCs w:val="24"/>
+        <w:rFonts w:ascii="Times New Roman" w:cs="Times New Roman" w:eastAsia="Times New Roman" w:hAnsi="Times New Roman"/>
+        <w:sz w:val="20"/>
+        <w:szCs w:val="20"/>
         <w:lang w:bidi="ar-SA" w:eastAsia="zh-CN" w:val="en-US"/>
       </w:rPr>
     </w:rPrDefault>
@@ -1225,9 +1225,9 @@
       <w:jc w:val="center"/>
     </w:pPr>
     <w:rPr>
-      <w:rFonts w:ascii="Times New Roman" w:cs="Times New Roman" w:eastAsia="Times New Roman" w:hAnsi="Times New Roman"/>
-      <w:sz w:val="20"/>
-      <w:szCs w:val="20"/>
+      <w:rFonts w:asciiTheme="majorHAnsi" w:cstheme="majorBidi" w:eastAsiaTheme="majorEastAsia" w:hAnsiTheme="majorHAnsi"/>
+      <w:sz w:val="56"/>
+      <w:szCs w:val="56"/>
     </w:rPr>
   </w:style>
   <w:style w:customStyle="1" w:styleId="TitleChar" w:type="character">

--- a/examples/arxiv-two-column/paper.docx
+++ b/examples/arxiv-two-column/paper.docx
@@ -1225,7 +1225,7 @@
       <w:jc w:val="center"/>
     </w:pPr>
     <w:rPr>
-      <w:rFonts w:asciiTheme="majorHAnsi" w:cstheme="majorBidi" w:eastAsiaTheme="majorEastAsia" w:hAnsiTheme="majorHAnsi"/>
+      <w:rFonts w:ascii="Times New Roman" w:cs="Times New Roman" w:eastAsia="Times New Roman" w:hAnsi="Times New Roman"/>
       <w:sz w:val="56"/>
       <w:szCs w:val="56"/>
     </w:rPr>
@@ -1237,7 +1237,7 @@
     <w:uiPriority w:val="10"/>
     <w:rsid w:val="00A10FD9"/>
     <w:rPr>
-      <w:rFonts w:asciiTheme="majorHAnsi" w:cstheme="majorBidi" w:eastAsiaTheme="majorEastAsia" w:hAnsiTheme="majorHAnsi"/>
+      <w:rFonts w:ascii="Times New Roman" w:cs="Times New Roman" w:eastAsia="Times New Roman" w:hAnsi="Times New Roman"/>
       <w:sz w:val="56"/>
       <w:szCs w:val="56"/>
     </w:rPr>
@@ -1256,7 +1256,7 @@
       </w:numPr>
     </w:pPr>
     <w:rPr>
-      <w:rFonts w:cstheme="majorBidi" w:eastAsiaTheme="majorEastAsia"/>
+      <w:rFonts w:ascii="Times New Roman" w:cs="Times New Roman" w:eastAsia="Times New Roman" w:hAnsi="Times New Roman"/>
       <w:spacing w:val="15"/>
       <w:sz w:val="28"/>
       <w:szCs w:val="28"/>
@@ -1269,7 +1269,7 @@
     <w:uiPriority w:val="11"/>
     <w:rsid w:val="00A10FD9"/>
     <w:rPr>
-      <w:rFonts w:cstheme="majorBidi" w:eastAsiaTheme="majorEastAsia"/>
+      <w:rFonts w:ascii="Times New Roman" w:cs="Times New Roman" w:eastAsia="Times New Roman" w:hAnsi="Times New Roman"/>
       <w:color w:themeColor="text1" w:themeTint="A6" w:val="595959"/>
       <w:spacing w:val="15"/>
       <w:sz w:val="28"/>
@@ -1359,7 +1359,7 @@
       <w:outlineLvl w:val="0"/>
     </w:pPr>
     <w:rPr>
-      <w:rFonts w:asciiTheme="majorHAnsi" w:cstheme="majorBidi" w:eastAsiaTheme="majorEastAsia" w:hAnsiTheme="majorHAnsi"/>
+      <w:rFonts w:ascii="Times New Roman" w:cs="Times New Roman" w:eastAsia="Times New Roman" w:hAnsi="Times New Roman"/>
       <w:color w:themeColor="accent1" w:themeShade="BF" w:val="0F4761"/>
       <w:sz w:val="40"/>
       <w:szCs w:val="40"/>
@@ -1382,7 +1382,7 @@
       <w:outlineLvl w:val="1"/>
     </w:pPr>
     <w:rPr>
-      <w:rFonts w:asciiTheme="majorHAnsi" w:cstheme="majorBidi" w:eastAsiaTheme="majorEastAsia" w:hAnsiTheme="majorHAnsi"/>
+      <w:rFonts w:ascii="Times New Roman" w:cs="Times New Roman" w:eastAsia="Times New Roman" w:hAnsi="Times New Roman"/>
       <w:color w:themeColor="accent1" w:themeShade="BF" w:val="0F4761"/>
       <w:sz w:val="32"/>
       <w:szCs w:val="32"/>
@@ -1405,7 +1405,7 @@
       <w:outlineLvl w:val="2"/>
     </w:pPr>
     <w:rPr>
-      <w:rFonts w:cstheme="majorBidi" w:eastAsiaTheme="majorEastAsia"/>
+      <w:rFonts w:ascii="Times New Roman" w:cs="Times New Roman" w:eastAsia="Times New Roman" w:hAnsi="Times New Roman"/>
       <w:color w:themeColor="accent1" w:themeShade="BF" w:val="0F4761"/>
       <w:sz w:val="28"/>
       <w:szCs w:val="28"/>
@@ -1428,7 +1428,7 @@
       <w:outlineLvl w:val="3"/>
     </w:pPr>
     <w:rPr>
-      <w:rFonts w:cstheme="majorBidi" w:eastAsiaTheme="majorEastAsia"/>
+      <w:rFonts w:ascii="Times New Roman" w:cs="Times New Roman" w:eastAsia="Times New Roman" w:hAnsi="Times New Roman"/>
       <w:i/>
       <w:iCs/>
       <w:color w:themeColor="accent1" w:themeShade="BF" w:val="0F4761"/>
@@ -1451,7 +1451,7 @@
       <w:outlineLvl w:val="4"/>
     </w:pPr>
     <w:rPr>
-      <w:rFonts w:cstheme="majorBidi" w:eastAsiaTheme="majorEastAsia"/>
+      <w:rFonts w:ascii="Times New Roman" w:cs="Times New Roman" w:eastAsia="Times New Roman" w:hAnsi="Times New Roman"/>
       <w:color w:themeColor="accent1" w:themeShade="BF" w:val="0F4761"/>
     </w:rPr>
   </w:style>
@@ -1472,7 +1472,7 @@
       <w:outlineLvl w:val="5"/>
     </w:pPr>
     <w:rPr>
-      <w:rFonts w:cstheme="majorBidi" w:eastAsiaTheme="majorEastAsia"/>
+      <w:rFonts w:ascii="Times New Roman" w:cs="Times New Roman" w:eastAsia="Times New Roman" w:hAnsi="Times New Roman"/>
       <w:i/>
       <w:iCs/>
       <w:color w:themeColor="text1" w:themeTint="A6" w:val="595959"/>
@@ -1495,7 +1495,7 @@
       <w:outlineLvl w:val="6"/>
     </w:pPr>
     <w:rPr>
-      <w:rFonts w:cstheme="majorBidi" w:eastAsiaTheme="majorEastAsia"/>
+      <w:rFonts w:ascii="Times New Roman" w:cs="Times New Roman" w:eastAsia="Times New Roman" w:hAnsi="Times New Roman"/>
       <w:color w:themeColor="text1" w:themeTint="A6" w:val="595959"/>
     </w:rPr>
   </w:style>
@@ -1516,7 +1516,7 @@
       <w:outlineLvl w:val="7"/>
     </w:pPr>
     <w:rPr>
-      <w:rFonts w:cstheme="majorBidi" w:eastAsiaTheme="majorEastAsia"/>
+      <w:rFonts w:ascii="Times New Roman" w:cs="Times New Roman" w:eastAsia="Times New Roman" w:hAnsi="Times New Roman"/>
       <w:i/>
       <w:iCs/>
       <w:color w:themeColor="text1" w:themeTint="D8" w:val="272727"/>
@@ -1539,7 +1539,7 @@
       <w:outlineLvl w:val="8"/>
     </w:pPr>
     <w:rPr>
-      <w:rFonts w:cstheme="majorBidi" w:eastAsiaTheme="majorEastAsia"/>
+      <w:rFonts w:ascii="Times New Roman" w:cs="Times New Roman" w:eastAsia="Times New Roman" w:hAnsi="Times New Roman"/>
       <w:color w:themeColor="text1" w:themeTint="D8" w:val="272727"/>
     </w:rPr>
   </w:style>
@@ -1550,7 +1550,7 @@
     <w:uiPriority w:val="9"/>
     <w:rsid w:val="00A10FD9"/>
     <w:rPr>
-      <w:rFonts w:asciiTheme="majorHAnsi" w:cstheme="majorBidi" w:eastAsiaTheme="majorEastAsia" w:hAnsiTheme="majorHAnsi"/>
+      <w:rFonts w:ascii="Times New Roman" w:cs="Times New Roman" w:eastAsia="Times New Roman" w:hAnsi="Times New Roman"/>
       <w:color w:themeColor="accent1" w:themeShade="BF" w:val="0F4761"/>
       <w:sz w:val="40"/>
       <w:szCs w:val="40"/>
@@ -1564,7 +1564,7 @@
     <w:semiHidden/>
     <w:rsid w:val="00A10FD9"/>
     <w:rPr>
-      <w:rFonts w:asciiTheme="majorHAnsi" w:cstheme="majorBidi" w:eastAsiaTheme="majorEastAsia" w:hAnsiTheme="majorHAnsi"/>
+      <w:rFonts w:ascii="Times New Roman" w:cs="Times New Roman" w:eastAsia="Times New Roman" w:hAnsi="Times New Roman"/>
       <w:color w:themeColor="accent1" w:themeShade="BF" w:val="0F4761"/>
       <w:sz w:val="32"/>
       <w:szCs w:val="32"/>
@@ -1578,7 +1578,7 @@
     <w:semiHidden/>
     <w:rsid w:val="00A10FD9"/>
     <w:rPr>
-      <w:rFonts w:cstheme="majorBidi" w:eastAsiaTheme="majorEastAsia"/>
+      <w:rFonts w:ascii="Times New Roman" w:cs="Times New Roman" w:eastAsia="Times New Roman" w:hAnsi="Times New Roman"/>
       <w:color w:themeColor="accent1" w:themeShade="BF" w:val="0F4761"/>
       <w:sz w:val="28"/>
       <w:szCs w:val="28"/>
@@ -1592,7 +1592,7 @@
     <w:semiHidden/>
     <w:rsid w:val="00A10FD9"/>
     <w:rPr>
-      <w:rFonts w:cstheme="majorBidi" w:eastAsiaTheme="majorEastAsia"/>
+      <w:rFonts w:ascii="Times New Roman" w:cs="Times New Roman" w:eastAsia="Times New Roman" w:hAnsi="Times New Roman"/>
       <w:i/>
       <w:iCs/>
       <w:color w:themeColor="accent1" w:themeShade="BF" w:val="0F4761"/>
@@ -1606,7 +1606,7 @@
     <w:semiHidden/>
     <w:rsid w:val="00A10FD9"/>
     <w:rPr>
-      <w:rFonts w:cstheme="majorBidi" w:eastAsiaTheme="majorEastAsia"/>
+      <w:rFonts w:ascii="Times New Roman" w:cs="Times New Roman" w:eastAsia="Times New Roman" w:hAnsi="Times New Roman"/>
       <w:color w:themeColor="accent1" w:themeShade="BF" w:val="0F4761"/>
     </w:rPr>
   </w:style>
@@ -1618,7 +1618,7 @@
     <w:semiHidden/>
     <w:rsid w:val="00A10FD9"/>
     <w:rPr>
-      <w:rFonts w:cstheme="majorBidi" w:eastAsiaTheme="majorEastAsia"/>
+      <w:rFonts w:ascii="Times New Roman" w:cs="Times New Roman" w:eastAsia="Times New Roman" w:hAnsi="Times New Roman"/>
       <w:i/>
       <w:iCs/>
       <w:color w:themeColor="text1" w:themeTint="A6" w:val="595959"/>
@@ -1632,7 +1632,7 @@
     <w:semiHidden/>
     <w:rsid w:val="00A10FD9"/>
     <w:rPr>
-      <w:rFonts w:cstheme="majorBidi" w:eastAsiaTheme="majorEastAsia"/>
+      <w:rFonts w:ascii="Times New Roman" w:cs="Times New Roman" w:eastAsia="Times New Roman" w:hAnsi="Times New Roman"/>
       <w:color w:themeColor="text1" w:themeTint="A6" w:val="595959"/>
     </w:rPr>
   </w:style>
@@ -1644,7 +1644,7 @@
     <w:semiHidden/>
     <w:rsid w:val="00A10FD9"/>
     <w:rPr>
-      <w:rFonts w:cstheme="majorBidi" w:eastAsiaTheme="majorEastAsia"/>
+      <w:rFonts w:ascii="Times New Roman" w:cs="Times New Roman" w:eastAsia="Times New Roman" w:hAnsi="Times New Roman"/>
       <w:i/>
       <w:iCs/>
       <w:color w:themeColor="text1" w:themeTint="D8" w:val="272727"/>
@@ -1658,7 +1658,7 @@
     <w:semiHidden/>
     <w:rsid w:val="00A10FD9"/>
     <w:rPr>
-      <w:rFonts w:cstheme="majorBidi" w:eastAsiaTheme="majorEastAsia"/>
+      <w:rFonts w:ascii="Times New Roman" w:cs="Times New Roman" w:eastAsia="Times New Roman" w:hAnsi="Times New Roman"/>
       <w:color w:themeColor="text1" w:themeTint="D8" w:val="272727"/>
     </w:rPr>
   </w:style>
@@ -1816,7 +1816,7 @@
       <w:outlineLvl w:val="9"/>
     </w:pPr>
     <w:rPr>
-      <w:rFonts w:asciiTheme="majorHAnsi" w:cstheme="majorBidi" w:eastAsiaTheme="majorEastAsia" w:hAnsiTheme="majorHAnsi"/>
+      <w:rFonts w:ascii="Times New Roman" w:cs="Times New Roman" w:eastAsia="Times New Roman" w:hAnsi="Times New Roman"/>
       <w:b w:val="0"/>
       <w:bCs w:val="0"/>
       <w:color w:themeColor="accent1" w:themeShade="BF" w:val="365F91"/>

--- a/examples/arxiv-two-column/paper.docx
+++ b/examples/arxiv-two-column/paper.docx
@@ -107,6 +107,14 @@
       <w:r>
         <w:t xml:space="preserve">keyword1, keyword2, keyword3</w:t>
       </w:r>
+    </w:p>
+    <w:p>
+      <w:pPr>
+        <w:sectPr>
+          <w:type w:val="continuous"/>
+          <w:cols w:num="1"/>
+        </w:sectPr>
+      </w:pPr>
     </w:p>
     <w:bookmarkStart w:id="11" w:name="introduction"/>
     <w:p>

--- a/examples/arxiv-two-column/paper.docx
+++ b/examples/arxiv-two-column/paper.docx
@@ -952,6 +952,7 @@
     <w:bookmarkEnd w:id="24"/>
     <w:bookmarkEnd w:id="25"/>
     <w:sectPr>
+      <w:type w:val="continuous"/>
       <w:footnotePr>
         <w:numRestart w:val="eachSect"/>
       </w:footnotePr>

--- a/examples/arxiv-two-column/paper.docx
+++ b/examples/arxiv-two-column/paper.docx
@@ -54,23 +54,6 @@
           <w:t xml:space="preserve">bkeller@university.edu</w:t>
         </w:r>
       </w:hyperlink>
-      <w:r>
-        <w:t xml:space="preserve"> </w:t>
-      </w:r>
-      <w:r>
-        <w:t xml:space="preserve">— ORCID</w:t>
-      </w:r>
-      <w:r>
-        <w:t xml:space="preserve"> </w:t>
-      </w:r>
-      <w:hyperlink r:id="rId10">
-        <w:r>
-          <w:rPr>
-            <w:rStyle w:val="Hyperlink"/>
-          </w:rPr>
-          <w:t xml:space="preserve">0000-0000-0000-0001</w:t>
-        </w:r>
-      </w:hyperlink>
     </w:p>
     <w:p>
       <w:pPr>
@@ -116,7 +99,7 @@
         </w:sectPr>
       </w:pPr>
     </w:p>
-    <w:bookmarkStart w:id="11" w:name="introduction"/>
+    <w:bookmarkStart w:id="10" w:name="introduction"/>
     <w:p>
       <w:pPr>
         <w:pStyle w:val="Heading1"/>
@@ -141,8 +124,8 @@
         <w:t xml:space="preserve">Cum sociis natoque penatibus et magnis dis parturient montes, nascetur ridiculus mus. Aliquam tincidunt urna. Nulla ullamcorper vestibulum turpis. Pellentesque cursus luctus mauris.</w:t>
       </w:r>
     </w:p>
-    <w:bookmarkEnd w:id="11"/>
-    <w:bookmarkStart w:id="14" w:name="sec:headings"/>
+    <w:bookmarkEnd w:id="10"/>
+    <w:bookmarkStart w:id="13" w:name="sec:headings"/>
     <w:p>
       <w:pPr>
         <w:pStyle w:val="Heading1"/>
@@ -159,7 +142,7 @@
         <w:t xml:space="preserve">Sed commodo posuere pede. Mauris ut est. Ut quis purus. Sed ac odio. Sed vehicula hendrerit sem. Duis non odio. Morbi ut dui. Sed accumsan risus eget odio. In hac habitasse platea dictumst. Pellentesque non elit. Fusce sed justo eu urna porta tincidunt. Mauris felis odio, sollicitudin sed, volutpat a, ornare ac, erat. Morbi quis dolor. Donec pellentesque, erat ac sagittis semper, nunc dui lobortis purus, quis congue purus metus ultricies tellus. Proin et quam. See Section [sec:headings].</w:t>
       </w:r>
     </w:p>
-    <w:bookmarkStart w:id="13" w:name="headings-second-level"/>
+    <w:bookmarkStart w:id="12" w:name="headings-second-level"/>
     <w:p>
       <w:pPr>
         <w:pStyle w:val="Heading2"/>
@@ -611,7 +594,7 @@
         </m:oMath>
       </m:oMathPara>
     </w:p>
-    <w:bookmarkStart w:id="12" w:name="headings-third-level"/>
+    <w:bookmarkStart w:id="11" w:name="headings-third-level"/>
     <w:p>
       <w:pPr>
         <w:pStyle w:val="Heading3"/>
@@ -646,10 +629,10 @@
         <w:t xml:space="preserve">Sed commodo posuere pede. Mauris ut est. Ut quis purus. Sed ac odio. Sed vehicula hendrerit sem. Duis non odio. Morbi ut dui. Sed accumsan risus eget odio. In hac habitasse platea dictumst. Pellentesque non elit. Fusce sed justo eu urna porta tincidunt. Mauris felis odio, sollicitudin sed, volutpat a, ornare ac, erat. Morbi quis dolor. Donec pellentesque, erat ac sagittis semper, nunc dui lobortis purus, quis congue purus metus ultricies tellus. Proin et quam.</w:t>
       </w:r>
     </w:p>
+    <w:bookmarkEnd w:id="11"/>
     <w:bookmarkEnd w:id="12"/>
     <w:bookmarkEnd w:id="13"/>
-    <w:bookmarkEnd w:id="14"/>
-    <w:bookmarkStart w:id="25" w:name="sec:others"/>
+    <w:bookmarkStart w:id="20" w:name="sec:others"/>
     <w:p>
       <w:pPr>
         <w:pStyle w:val="Heading1"/>
@@ -671,7 +654,7 @@
         <w:pStyle w:val="BodyText"/>
       </w:pPr>
       <w:r>
-        <w:t xml:space="preserve">(Kour and Saabne 2014b, 2014a)</w:t>
+        <w:t xml:space="preserve">[@kour2014real; @kour2014fast]</w:t>
       </w:r>
       <w:r>
         <w:t xml:space="preserve"> </w:t>
@@ -683,7 +666,7 @@
         <w:t xml:space="preserve"> </w:t>
       </w:r>
       <w:r>
-        <w:t xml:space="preserve">(Hadash et al. 2018)</w:t>
+        <w:t xml:space="preserve">[@hadash2018estimate]</w:t>
       </w:r>
       <w:r>
         <w:t xml:space="preserve">.</w:t>
@@ -714,7 +697,7 @@
       <w:r>
         <w:t xml:space="preserve"> </w:t>
       </w:r>
-      <w:hyperlink r:id="rId15">
+      <w:hyperlink r:id="rId14">
         <w:r>
           <w:rPr>
             <w:rStyle w:val="Hyperlink"/>
@@ -726,7 +709,7 @@
         <w:t xml:space="preserve">.</w:t>
       </w:r>
     </w:p>
-    <w:bookmarkStart w:id="19" w:name="figures"/>
+    <w:bookmarkStart w:id="18" w:name="figures"/>
     <w:p>
       <w:pPr>
         <w:pStyle w:val="Heading2"/>
@@ -768,18 +751,18 @@
           <wp:inline>
             <wp:extent cx="1439999" cy="1439999"/>
             <wp:effectExtent b="0" l="0" r="0" t="0"/>
-            <wp:docPr descr="Sample figure caption." title="" id="17" name="Picture"/>
+            <wp:docPr descr="Sample figure caption." title="" id="16" name="Picture"/>
             <a:graphic>
               <a:graphicData uri="http://schemas.openxmlformats.org/drawingml/2006/picture">
                 <pic:pic>
                   <pic:nvPicPr>
-                    <pic:cNvPr descr="placeholder.png" id="18" name="Picture"/>
+                    <pic:cNvPr descr="placeholder.png" id="17" name="Picture"/>
                     <pic:cNvPicPr>
                       <a:picLocks noChangeArrowheads="1" noChangeAspect="1"/>
                     </pic:cNvPicPr>
                   </pic:nvPicPr>
                   <pic:blipFill>
-                    <a:blip r:embed="rId16"/>
+                    <a:blip r:embed="rId15"/>
                     <a:stretch>
                       <a:fillRect/>
                     </a:stretch>
@@ -814,8 +797,8 @@
         <w:t xml:space="preserve">Sample figure caption.</w:t>
       </w:r>
     </w:p>
-    <w:bookmarkEnd w:id="19"/>
-    <w:bookmarkStart w:id="24" w:name="lists"/>
+    <w:bookmarkEnd w:id="18"/>
+    <w:bookmarkStart w:id="19" w:name="lists"/>
     <w:p>
       <w:pPr>
         <w:pStyle w:val="Heading2"/>
@@ -860,97 +843,8 @@
         <w:t xml:space="preserve">Aliquam dignissim blandit est, in dictum tortor gravida eget.</w:t>
       </w:r>
     </w:p>
-    <w:bookmarkStart w:id="23" w:name="refs"/>
-    <w:bookmarkStart w:id="20" w:name="ref-hadash2018estimate"/>
-    <w:p>
-      <w:pPr>
-        <w:pStyle w:val="Bibliography"/>
-      </w:pPr>
-      <w:r>
-        <w:t xml:space="preserve">Hadash, Guy, Einat Kermany, Boaz Carmeli, Ofer Lavi, George Kour, and Alon Jacovi. 2018.</w:t>
-      </w:r>
-      <w:r>
-        <w:t xml:space="preserve"> </w:t>
-      </w:r>
-      <w:r>
-        <w:t xml:space="preserve">“Estimate and Replace: A Novel Approach to Integrating Deep Neural Networks with Existing Applications.”</w:t>
-      </w:r>
-      <w:r>
-        <w:t xml:space="preserve"> </w:t>
-      </w:r>
-      <w:r>
-        <w:rPr>
-          <w:i/>
-          <w:iCs/>
-        </w:rPr>
-        <w:t xml:space="preserve">arXiv Preprint arXiv:1804.09028</w:t>
-      </w:r>
-      <w:r>
-        <w:t xml:space="preserve">.</w:t>
-      </w:r>
-    </w:p>
+    <w:bookmarkEnd w:id="19"/>
     <w:bookmarkEnd w:id="20"/>
-    <w:bookmarkStart w:id="21" w:name="ref-kour2014fast"/>
-    <w:p>
-      <w:pPr>
-        <w:pStyle w:val="Bibliography"/>
-      </w:pPr>
-      <w:r>
-        <w:t xml:space="preserve">Kour, George, and Raid Saabne. 2014a.</w:t>
-      </w:r>
-      <w:r>
-        <w:t xml:space="preserve"> </w:t>
-      </w:r>
-      <w:r>
-        <w:t xml:space="preserve">“Fast Classification of Handwritten on-Line Arabic Characters.”</w:t>
-      </w:r>
-      <w:r>
-        <w:t xml:space="preserve"> </w:t>
-      </w:r>
-      <w:r>
-        <w:rPr>
-          <w:i/>
-          <w:iCs/>
-        </w:rPr>
-        <w:t xml:space="preserve">Soft Computing and Pattern Recognition (SoCPaR), 2014 6th International Conference of</w:t>
-      </w:r>
-      <w:r>
-        <w:t xml:space="preserve">, 312–18.</w:t>
-      </w:r>
-    </w:p>
-    <w:bookmarkEnd w:id="21"/>
-    <w:bookmarkStart w:id="22" w:name="ref-kour2014real"/>
-    <w:p>
-      <w:pPr>
-        <w:pStyle w:val="Bibliography"/>
-      </w:pPr>
-      <w:r>
-        <w:t xml:space="preserve">Kour, George, and Raid Saabne. 2014b.</w:t>
-      </w:r>
-      <w:r>
-        <w:t xml:space="preserve"> </w:t>
-      </w:r>
-      <w:r>
-        <w:t xml:space="preserve">“Real-Time Segmentation of on-Line Handwritten Arabic Script.”</w:t>
-      </w:r>
-      <w:r>
-        <w:t xml:space="preserve"> </w:t>
-      </w:r>
-      <w:r>
-        <w:rPr>
-          <w:i/>
-          <w:iCs/>
-        </w:rPr>
-        <w:t xml:space="preserve">Frontiers in Handwriting Recognition (ICFHR), 2014 14th International Conference on</w:t>
-      </w:r>
-      <w:r>
-        <w:t xml:space="preserve">, 417–22.</w:t>
-      </w:r>
-    </w:p>
-    <w:bookmarkEnd w:id="22"/>
-    <w:bookmarkEnd w:id="23"/>
-    <w:bookmarkEnd w:id="24"/>
-    <w:bookmarkEnd w:id="25"/>
     <w:sectPr>
       <w:type w:val="continuous"/>
       <w:footnotePr>
